--- a/docx/knowledge-base/topics/prodigal/tong-quan.docx
+++ b/docx/knowledge-base/topics/prodigal/tong-quan.docx
@@ -735,7 +735,7 @@
         <w:spacing w:after="140" w:line="360"/>
         <w:jc w:val="both"/>
       </w:pPr>
-      <w:hyperlink w:history="1" r:id="rIdbarcqlpfwj3cwtvz9qdir">
+      <w:hyperlink w:history="1" r:id="rIdnsqvv61cth2zfmjwrec7n">
         <w:r>
           <w:rPr>
             <w:rStyle w:val="Hyperlink"/>
@@ -994,7 +994,7 @@
         <w:spacing w:after="140" w:line="360"/>
         <w:jc w:val="both"/>
       </w:pPr>
-      <w:hyperlink w:history="1" r:id="rId0ubefsfqn1dza8smwxdia">
+      <w:hyperlink w:history="1" r:id="rIdnusycbenxwcovbc7mywju">
         <w:r>
           <w:rPr>
             <w:rStyle w:val="Hyperlink"/>
@@ -1273,7 +1273,7 @@
         </w:rPr>
         <w:t xml:space="preserve">, chứ không chỉ đếm ORF đơn giản </w:t>
       </w:r>
-      <w:hyperlink w:history="1" r:id="rIddzijy5uxlz9vb9uqqymai">
+      <w:hyperlink w:history="1" r:id="rIdrnveev2foqzoclwzjyrzo">
         <w:r>
           <w:rPr>
             <w:rStyle w:val="Hyperlink"/>
@@ -2669,7 +2669,7 @@
         </w:rPr>
         <w:t xml:space="preserve"> paper: </w:t>
       </w:r>
-      <w:hyperlink w:history="1" r:id="rIdfiyo32frzzl8vfl-9k4an">
+      <w:hyperlink w:history="1" r:id="rIdwxp2il6rrcycpixag_ekj">
         <w:r>
           <w:rPr>
             <w:rStyle w:val="Hyperlink"/>
@@ -2708,7 +2708,7 @@
         </w:rPr>
         <w:t xml:space="preserve"> source code: </w:t>
       </w:r>
-      <w:hyperlink w:history="1" r:id="rIdns_xcc7gqso6rewv1fdxd">
+      <w:hyperlink w:history="1" r:id="rIdbuccluuz56znljlxgo9qh">
         <w:r>
           <w:rPr>
             <w:rStyle w:val="Hyperlink"/>
@@ -2747,7 +2747,7 @@
         </w:rPr>
         <w:t xml:space="preserve"> install docs: </w:t>
       </w:r>
-      <w:hyperlink w:history="1" r:id="rId-tmkxpaqr7fylljv72iq6">
+      <w:hyperlink w:history="1" r:id="rId1xkwcryrxhoc7obkan47m">
         <w:r>
           <w:rPr>
             <w:rStyle w:val="Hyperlink"/>
@@ -2786,7 +2786,7 @@
         </w:rPr>
         <w:t xml:space="preserve"> genome download how-to: </w:t>
       </w:r>
-      <w:hyperlink w:history="1" r:id="rIdsplvcs_aud3luyrjlckqb">
+      <w:hyperlink w:history="1" r:id="rIdfmxhrs36sp6yolz-dskz6">
         <w:r>
           <w:rPr>
             <w:rStyle w:val="Hyperlink"/>
